--- a/디지털전자회로_Project_보고서_복원본.docx
+++ b/디지털전자회로_Project_보고서_복원본.docx
@@ -113,16 +113,29 @@
         <w:pStyle w:val="BlockText"/>
       </w:pPr>
       <w:r>
-        <w:t xml:space="preserve">※ 본 문서는 유실된 원본 보고서(Google Docs</w:t>
+        <w:t xml:space="preserve">※ 본 문서는</w:t>
       </w:r>
       <w:r>
         <w:t xml:space="preserve"> </w:t>
       </w:r>
       <w:r>
+        <w:rPr>
+          <w:b/>
+          <w:bCs/>
+        </w:rPr>
+        <w:t xml:space="preserve">직접 수행한 프로젝트</w:t>
+      </w:r>
+      <w:r>
+        <w:t xml:space="preserve">의 원본 보고서(Google Docs</w:t>
+      </w:r>
+      <w:r>
+        <w:t xml:space="preserve"> </w:t>
+      </w:r>
+      <w:r>
         <w:t xml:space="preserve">“digital”</w:t>
       </w:r>
       <w:r>
-        <w:t xml:space="preserve">)를 수업 중 촬영한 사진 70장 전수 판독과 강의 전사 기록으로 복원한 것입니다. 사진 70장 전량을 1차 판독한 뒤, 핵심 수치 41건에 대해 확대(zoom) 재검증을 수행했습니다. 사진에서 직접 판독·검증된 수치는 그대로 옮겼고, 판독 불가 구간은</w:t>
+        <w:t xml:space="preserve">) 파일이 유실되어, 당시 화면을 촬영해 둔 사진 70장 전수 판독과 수업 전사 기록으로 복원한 것입니다. 사진 70장 전량을 1차 판독한 뒤, 핵심 수치 41건에 대해 확대(zoom) 재검증을 수행했습니다. 사진에서 직접 판독·검증된 수치는 그대로 옮겼고, 판독 불가 구간은</w:t>
       </w:r>
       <w:r>
         <w:t xml:space="preserve"> </w:t>
@@ -15637,7 +15650,7 @@
         <w:t xml:space="preserve">이후 flow</w:t>
       </w:r>
       <w:r>
-        <w:t xml:space="preserve">: effective resistance(전류 측정) → τ → logical effort 손계산 delay에 τ를 곱해 시뮬레이션과 비교. 실제 선배 프로젝트는 이 비교에서</w:t>
+        <w:t xml:space="preserve">: effective resistance(전류 측정) → τ → logical effort 손계산 delay에 τ를 곱해 시뮬레이션과 비교. 본 프로젝트는 이 비교에서</w:t>
       </w:r>
       <w:r>
         <w:t xml:space="preserve"> </w:t>
@@ -17035,50 +17048,10 @@
           <w:b/>
           <w:bCs/>
         </w:rPr>
-        <w:t xml:space="preserve">가장 효과적인 복구 경로</w:t>
-      </w:r>
-      <w:r>
-        <w:t xml:space="preserve">: 사진에서 원본 Google Docs의 URL이 판독되었다 —</w:t>
-      </w:r>
-      <w:r>
-        <w:t xml:space="preserve"> </w:t>
-      </w:r>
-      <w:r>
-        <w:rPr>
-          <w:rStyle w:val="VerbatimChar"/>
-        </w:rPr>
-        <w:t xml:space="preserve">docs.google.com/document/d/1ekEKe872hraCTtUVZlrMIZP7Tx5aZMwsZjlPmX8MfM0/edit</w:t>
-      </w:r>
-      <w:r>
-        <w:t xml:space="preserve">. 이 문서는 선배(발표자) 계정 소유이므로,</w:t>
-      </w:r>
-      <w:r>
-        <w:t xml:space="preserve"> </w:t>
-      </w:r>
-      <w:r>
-        <w:rPr>
-          <w:b/>
-          <w:bCs/>
-        </w:rPr>
-        <w:t xml:space="preserve">열람 권한 또는 사본을 요청</w:t>
-      </w:r>
-      <w:r>
-        <w:t xml:space="preserve">하는 것이 재촬영보다 빠르고 정확하다. 과제 명세 원본은</w:t>
-      </w:r>
-      <w:r>
-        <w:t xml:space="preserve"> </w:t>
-      </w:r>
-      <w:r>
-        <w:rPr>
-          <w:rStyle w:val="VerbatimChar"/>
-        </w:rPr>
-        <w:t xml:space="preserve">2024_digital_microelectronics_project_rev.pdf</w:t>
-      </w:r>
-      <w:r>
-        <w:t xml:space="preserve"> </w:t>
-      </w:r>
-      <w:r>
-        <w:t xml:space="preserve">(LearnUs 또는 발표자 제공)로 확보 가능하다.</w:t>
+        <w:t xml:space="preserve">복구 경로 검토 결과</w:t>
+      </w:r>
+      <w:r>
+        <w:t xml:space="preserve">: 사진에서 원본 Google Docs의 URL까지는 판독되었으나, 해당 계정 접근이 불가하여 원본 문서는 회수하지 못했다. 따라서 본 문서(사진 전수 판독 기반 복원본)가 최종본이며, 위 결측 항목은 시뮬레이션 재현(별도 가이드 참조)으로 재생성하는 것을 원칙으로 한다.</w:t>
       </w:r>
     </w:p>
     <w:p>
